--- a/pr-preview/pr-224/variance-covariance.docx
+++ b/pr-preview/pr-224/variance-covariance.docx
@@ -15,7 +15,7 @@
         <w:pStyle w:val="Date"/>
       </w:pPr>
       <w:r>
-        <w:t xml:space="preserve">Last modified: 2026-10-19 03:12:25 (PDT)</w:t>
+        <w:t xml:space="preserve">Last modified: 2026-10-19 11:35:47 (PDT)</w:t>
       </w:r>
     </w:p>
     <w:bookmarkStart w:id="27" w:name="sec-deviation"/>
@@ -3628,32 +3628,21 @@
         <w:t xml:space="preserve">. </w:t>
       </w:r>
       <w:r>
-        <w:t xml:space="preserve">By</w:t>
-      </w:r>
-      <w:r>
-        <w:t xml:space="preserve"> </w:t>
-      </w:r>
-      <w:hyperlink r:id="rId31">
-        <w:r>
-          <w:rPr>
-            <w:rStyle w:val="Hyperlink"/>
-          </w:rPr>
-          <w:t xml:space="preserve">linearity of expectation</w:t>
-        </w:r>
-      </w:hyperlink>
-      <w:r>
-        <w:t xml:space="preserve">,</w:t>
-      </w:r>
-      <w:r>
-        <w:t xml:space="preserve"> </w:t>
-      </w:r>
-      <w:r>
-        <w:t xml:space="preserve">with</w:t>
+        <w:t xml:space="preserve">Let</w:t>
       </w:r>
       <w:r>
         <w:t xml:space="preserve"> </w:t>
       </w:r>
       <m:oMath>
+        <m:r>
+          <m:t>μ</m:t>
+        </m:r>
+        <m:r>
+          <m:rPr>
+            <m:sty m:val="p"/>
+          </m:rPr>
+          <m:t>=</m:t>
+        </m:r>
         <m:r>
           <m:rPr>
             <m:sty m:val="p"/>
@@ -3684,7 +3673,72 @@
         <w:t xml:space="preserve"> </w:t>
       </w:r>
       <w:r>
-        <w:t xml:space="preserve">treated as a constant:</w:t>
+        <w:t xml:space="preserve">be the</w:t>
+      </w:r>
+      <w:r>
+        <w:t xml:space="preserve"> </w:t>
+      </w:r>
+      <w:hyperlink r:id="rId11">
+        <w:r>
+          <w:rPr>
+            <w:rStyle w:val="Hyperlink"/>
+          </w:rPr>
+          <w:t xml:space="preserve">population mean</w:t>
+        </w:r>
+      </w:hyperlink>
+      <w:r>
+        <w:t xml:space="preserve"> </w:t>
+      </w:r>
+      <w:r>
+        <w:t xml:space="preserve">of</w:t>
+      </w:r>
+      <w:r>
+        <w:t xml:space="preserve"> </w:t>
+      </w:r>
+      <m:oMath>
+        <m:r>
+          <m:t>X</m:t>
+        </m:r>
+      </m:oMath>
+      <w:r>
+        <w:t xml:space="preserve">.</w:t>
+      </w:r>
+      <w:r>
+        <w:t xml:space="preserve"> </w:t>
+      </w:r>
+      <w:r>
+        <w:t xml:space="preserve">It is a constant, so</w:t>
+      </w:r>
+      <w:r>
+        <w:t xml:space="preserve"> </w:t>
+      </w:r>
+      <w:hyperlink r:id="rId31">
+        <w:r>
+          <w:rPr>
+            <w:rStyle w:val="Hyperlink"/>
+          </w:rPr>
+          <w:t xml:space="preserve">linearity of expectation</w:t>
+        </w:r>
+      </w:hyperlink>
+      <w:r>
+        <w:t xml:space="preserve"> </w:t>
+      </w:r>
+      <w:r>
+        <w:t xml:space="preserve">applies with</w:t>
+      </w:r>
+      <w:r>
+        <w:t xml:space="preserve"> </w:t>
+      </w:r>
+      <m:oMath>
+        <m:r>
+          <m:t>μ</m:t>
+        </m:r>
+      </m:oMath>
+      <w:r>
+        <w:t xml:space="preserve"> </w:t>
+      </w:r>
+      <w:r>
+        <w:t xml:space="preserve">as a coefficient:</w:t>
       </w:r>
     </w:p>
     <w:p>
@@ -3863,29 +3917,7 @@
                     <m:t>−</m:t>
                   </m:r>
                   <m:r>
-                    <m:rPr>
-                      <m:sty m:val="p"/>
-                    </m:rPr>
-                    <m:t>E</m:t>
-                  </m:r>
-                  <m:r>
-                    <m:t>​</m:t>
-                  </m:r>
-                  <m:d>
-                    <m:dPr>
-                      <m:begChr m:val="["/>
-                      <m:sepChr m:val=""/>
-                      <m:endChr m:val="]"/>
-                      <m:grow/>
-                    </m:dPr>
-                    <m:e>
-                      <m:r>
-                        <m:t>X</m:t>
-                      </m:r>
-                    </m:e>
-                  </m:d>
-                  <m:r>
-                    <m:t>​</m:t>
+                    <m:t>μ</m:t>
                   </m:r>
                   <m:sSup>
                     <m:e>
@@ -3918,7 +3950,17 @@
                   <m:nor/>
                   <m:sty m:val="p"/>
                 </m:rPr>
-                <m:t>(definition of deviation from mean)</m:t>
+                <m:t>(definition of deviation from the population mean </m:t>
+              </m:r>
+              <m:r>
+                <m:t>μ</m:t>
+              </m:r>
+              <m:r>
+                <m:rPr>
+                  <m:nor/>
+                  <m:sty m:val="p"/>
+                </m:rPr>
+                <m:t>)</m:t>
               </m:r>
             </m:e>
             <m:e>
@@ -3973,29 +4015,7 @@
                     <m:t>X</m:t>
                   </m:r>
                   <m:r>
-                    <m:rPr>
-                      <m:sty m:val="p"/>
-                    </m:rPr>
-                    <m:t>E</m:t>
-                  </m:r>
-                  <m:r>
-                    <m:t>​</m:t>
-                  </m:r>
-                  <m:d>
-                    <m:dPr>
-                      <m:begChr m:val="["/>
-                      <m:sepChr m:val=""/>
-                      <m:endChr m:val="]"/>
-                      <m:grow/>
-                    </m:dPr>
-                    <m:e>
-                      <m:r>
-                        <m:t>X</m:t>
-                      </m:r>
-                    </m:e>
-                  </m:d>
-                  <m:r>
-                    <m:t>​</m:t>
+                    <m:t>μ</m:t>
                   </m:r>
                   <m:r>
                     <m:rPr>
@@ -4017,29 +4037,7 @@
                         </m:dPr>
                         <m:e>
                           <m:r>
-                            <m:rPr>
-                              <m:sty m:val="p"/>
-                            </m:rPr>
-                            <m:t>E</m:t>
-                          </m:r>
-                          <m:r>
-                            <m:t>​</m:t>
-                          </m:r>
-                          <m:d>
-                            <m:dPr>
-                              <m:begChr m:val="["/>
-                              <m:sepChr m:val=""/>
-                              <m:endChr m:val="]"/>
-                              <m:grow/>
-                            </m:dPr>
-                            <m:e>
-                              <m:r>
-                                <m:t>X</m:t>
-                              </m:r>
-                            </m:e>
-                          </m:d>
-                          <m:r>
-                            <m:t>​</m:t>
+                            <m:t>μ</m:t>
                           </m:r>
                         </m:e>
                       </m:d>
@@ -4126,6 +4124,9 @@
                 <m:t>2</m:t>
               </m:r>
               <m:r>
+                <m:t>μ</m:t>
+              </m:r>
+              <m:r>
                 <m:rPr>
                   <m:sty m:val="p"/>
                 </m:rPr>
@@ -4154,6 +4155,74 @@
                 <m:rPr>
                   <m:sty m:val="p"/>
                 </m:rPr>
+                <m:t>+</m:t>
+              </m:r>
+              <m:sSup>
+                <m:e>
+                  <m:r>
+                    <m:t>​</m:t>
+                  </m:r>
+                  <m:d>
+                    <m:dPr>
+                      <m:begChr m:val="("/>
+                      <m:sepChr m:val=""/>
+                      <m:endChr m:val=")"/>
+                      <m:grow/>
+                    </m:dPr>
+                    <m:e>
+                      <m:r>
+                        <m:t>μ</m:t>
+                      </m:r>
+                    </m:e>
+                  </m:d>
+                  <m:r>
+                    <m:t>​</m:t>
+                  </m:r>
+                </m:e>
+                <m:sup>
+                  <m:r>
+                    <m:t>2</m:t>
+                  </m:r>
+                </m:sup>
+              </m:sSup>
+              <m:r>
+                <m:t>&amp;</m:t>
+              </m:r>
+              <m:r>
+                <m:t>&amp;</m:t>
+              </m:r>
+              <m:r>
+                <m:rPr>
+                  <m:nor/>
+                  <m:sty m:val="p"/>
+                </m:rPr>
+                <m:t>(linearity of expectation; </m:t>
+              </m:r>
+              <m:r>
+                <m:t>μ</m:t>
+              </m:r>
+              <m:r>
+                <m:rPr>
+                  <m:nor/>
+                  <m:sty m:val="p"/>
+                </m:rPr>
+                <m:t> is a constant)</m:t>
+              </m:r>
+            </m:e>
+            <m:e>
+              <m:r>
+                <m:t>&amp;</m:t>
+              </m:r>
+              <m:r>
+                <m:rPr>
+                  <m:sty m:val="p"/>
+                </m:rPr>
+                <m:t>=</m:t>
+              </m:r>
+              <m:r>
+                <m:rPr>
+                  <m:sty m:val="p"/>
+                </m:rPr>
                 <m:t>E</m:t>
               </m:r>
               <m:r>
@@ -4167,9 +4236,18 @@
                   <m:grow/>
                 </m:dPr>
                 <m:e>
-                  <m:r>
-                    <m:t>X</m:t>
-                  </m:r>
+                  <m:sSup>
+                    <m:e>
+                      <m:r>
+                        <m:t>X</m:t>
+                      </m:r>
+                    </m:e>
+                    <m:sup>
+                      <m:r>
+                        <m:t>2</m:t>
+                      </m:r>
+                    </m:sup>
+                  </m:sSup>
                 </m:e>
               </m:d>
               <m:r>
@@ -4179,7 +4257,269 @@
                 <m:rPr>
                   <m:sty m:val="p"/>
                 </m:rPr>
+                <m:t>−</m:t>
+              </m:r>
+              <m:r>
+                <m:t>2</m:t>
+              </m:r>
+              <m:sSup>
+                <m:e>
+                  <m:r>
+                    <m:t>​</m:t>
+                  </m:r>
+                  <m:d>
+                    <m:dPr>
+                      <m:begChr m:val="("/>
+                      <m:sepChr m:val=""/>
+                      <m:endChr m:val=")"/>
+                      <m:grow/>
+                    </m:dPr>
+                    <m:e>
+                      <m:r>
+                        <m:t>μ</m:t>
+                      </m:r>
+                    </m:e>
+                  </m:d>
+                  <m:r>
+                    <m:t>​</m:t>
+                  </m:r>
+                </m:e>
+                <m:sup>
+                  <m:r>
+                    <m:t>2</m:t>
+                  </m:r>
+                </m:sup>
+              </m:sSup>
+              <m:r>
+                <m:rPr>
+                  <m:sty m:val="p"/>
+                </m:rPr>
                 <m:t>+</m:t>
+              </m:r>
+              <m:sSup>
+                <m:e>
+                  <m:r>
+                    <m:t>​</m:t>
+                  </m:r>
+                  <m:d>
+                    <m:dPr>
+                      <m:begChr m:val="("/>
+                      <m:sepChr m:val=""/>
+                      <m:endChr m:val=")"/>
+                      <m:grow/>
+                    </m:dPr>
+                    <m:e>
+                      <m:r>
+                        <m:t>μ</m:t>
+                      </m:r>
+                    </m:e>
+                  </m:d>
+                  <m:r>
+                    <m:t>​</m:t>
+                  </m:r>
+                </m:e>
+                <m:sup>
+                  <m:r>
+                    <m:t>2</m:t>
+                  </m:r>
+                </m:sup>
+              </m:sSup>
+              <m:r>
+                <m:t>&amp;</m:t>
+              </m:r>
+              <m:r>
+                <m:t>&amp;</m:t>
+              </m:r>
+              <m:r>
+                <m:rPr>
+                  <m:nor/>
+                  <m:sty m:val="p"/>
+                </m:rPr>
+                <m:t>(</m:t>
+              </m:r>
+              <m:r>
+                <m:rPr>
+                  <m:sty m:val="p"/>
+                </m:rPr>
+                <m:t>E</m:t>
+              </m:r>
+              <m:r>
+                <m:t>​</m:t>
+              </m:r>
+              <m:d>
+                <m:dPr>
+                  <m:begChr m:val="["/>
+                  <m:sepChr m:val=""/>
+                  <m:endChr m:val="]"/>
+                  <m:grow/>
+                </m:dPr>
+                <m:e>
+                  <m:r>
+                    <m:t>X</m:t>
+                  </m:r>
+                </m:e>
+              </m:d>
+              <m:r>
+                <m:t>​</m:t>
+              </m:r>
+              <m:r>
+                <m:rPr>
+                  <m:sty m:val="p"/>
+                </m:rPr>
+                <m:t>=</m:t>
+              </m:r>
+              <m:r>
+                <m:t>μ</m:t>
+              </m:r>
+              <m:r>
+                <m:rPr>
+                  <m:nor/>
+                  <m:sty m:val="p"/>
+                </m:rPr>
+                <m:t>)</m:t>
+              </m:r>
+            </m:e>
+            <m:e>
+              <m:r>
+                <m:t>&amp;</m:t>
+              </m:r>
+              <m:r>
+                <m:rPr>
+                  <m:sty m:val="p"/>
+                </m:rPr>
+                <m:t>=</m:t>
+              </m:r>
+              <m:r>
+                <m:rPr>
+                  <m:sty m:val="p"/>
+                </m:rPr>
+                <m:t>E</m:t>
+              </m:r>
+              <m:r>
+                <m:t>​</m:t>
+              </m:r>
+              <m:d>
+                <m:dPr>
+                  <m:begChr m:val="["/>
+                  <m:sepChr m:val=""/>
+                  <m:endChr m:val="]"/>
+                  <m:grow/>
+                </m:dPr>
+                <m:e>
+                  <m:sSup>
+                    <m:e>
+                      <m:r>
+                        <m:t>X</m:t>
+                      </m:r>
+                    </m:e>
+                    <m:sup>
+                      <m:r>
+                        <m:t>2</m:t>
+                      </m:r>
+                    </m:sup>
+                  </m:sSup>
+                </m:e>
+              </m:d>
+              <m:r>
+                <m:t>​</m:t>
+              </m:r>
+              <m:r>
+                <m:rPr>
+                  <m:sty m:val="p"/>
+                </m:rPr>
+                <m:t>−</m:t>
+              </m:r>
+              <m:sSup>
+                <m:e>
+                  <m:r>
+                    <m:t>​</m:t>
+                  </m:r>
+                  <m:d>
+                    <m:dPr>
+                      <m:begChr m:val="("/>
+                      <m:sepChr m:val=""/>
+                      <m:endChr m:val=")"/>
+                      <m:grow/>
+                    </m:dPr>
+                    <m:e>
+                      <m:r>
+                        <m:t>μ</m:t>
+                      </m:r>
+                    </m:e>
+                  </m:d>
+                  <m:r>
+                    <m:t>​</m:t>
+                  </m:r>
+                </m:e>
+                <m:sup>
+                  <m:r>
+                    <m:t>2</m:t>
+                  </m:r>
+                </m:sup>
+              </m:sSup>
+              <m:r>
+                <m:t>&amp;</m:t>
+              </m:r>
+              <m:r>
+                <m:t>&amp;</m:t>
+              </m:r>
+              <m:r>
+                <m:rPr>
+                  <m:nor/>
+                  <m:sty m:val="p"/>
+                </m:rPr>
+                <m:t>(combine like terms)</m:t>
+              </m:r>
+            </m:e>
+            <m:e>
+              <m:r>
+                <m:t>&amp;</m:t>
+              </m:r>
+              <m:r>
+                <m:rPr>
+                  <m:sty m:val="p"/>
+                </m:rPr>
+                <m:t>=</m:t>
+              </m:r>
+              <m:r>
+                <m:rPr>
+                  <m:sty m:val="p"/>
+                </m:rPr>
+                <m:t>E</m:t>
+              </m:r>
+              <m:r>
+                <m:t>​</m:t>
+              </m:r>
+              <m:d>
+                <m:dPr>
+                  <m:begChr m:val="["/>
+                  <m:sepChr m:val=""/>
+                  <m:endChr m:val="]"/>
+                  <m:grow/>
+                </m:dPr>
+                <m:e>
+                  <m:sSup>
+                    <m:e>
+                      <m:r>
+                        <m:t>X</m:t>
+                      </m:r>
+                    </m:e>
+                    <m:sup>
+                      <m:r>
+                        <m:t>2</m:t>
+                      </m:r>
+                    </m:sup>
+                  </m:sSup>
+                </m:e>
+              </m:d>
+              <m:r>
+                <m:t>​</m:t>
+              </m:r>
+              <m:r>
+                <m:rPr>
+                  <m:sty m:val="p"/>
+                </m:rPr>
+                <m:t>−</m:t>
               </m:r>
               <m:sSup>
                 <m:e>
@@ -4242,7 +4582,16 @@
                   <m:nor/>
                   <m:sty m:val="p"/>
                 </m:rPr>
-                <m:t>(linearity of expectation; </m:t>
+                <m:t>(</m:t>
+              </m:r>
+              <m:r>
+                <m:t>μ</m:t>
+              </m:r>
+              <m:r>
+                <m:rPr>
+                  <m:sty m:val="p"/>
+                </m:rPr>
+                <m:t>=</m:t>
               </m:r>
               <m:r>
                 <m:rPr>
@@ -4274,121 +4623,7 @@
                   <m:nor/>
                   <m:sty m:val="p"/>
                 </m:rPr>
-                <m:t> is a constant)</m:t>
-              </m:r>
-            </m:e>
-            <m:e>
-              <m:r>
-                <m:t>&amp;</m:t>
-              </m:r>
-              <m:r>
-                <m:rPr>
-                  <m:sty m:val="p"/>
-                </m:rPr>
-                <m:t>=</m:t>
-              </m:r>
-              <m:r>
-                <m:rPr>
-                  <m:sty m:val="p"/>
-                </m:rPr>
-                <m:t>E</m:t>
-              </m:r>
-              <m:r>
-                <m:t>​</m:t>
-              </m:r>
-              <m:d>
-                <m:dPr>
-                  <m:begChr m:val="["/>
-                  <m:sepChr m:val=""/>
-                  <m:endChr m:val="]"/>
-                  <m:grow/>
-                </m:dPr>
-                <m:e>
-                  <m:sSup>
-                    <m:e>
-                      <m:r>
-                        <m:t>X</m:t>
-                      </m:r>
-                    </m:e>
-                    <m:sup>
-                      <m:r>
-                        <m:t>2</m:t>
-                      </m:r>
-                    </m:sup>
-                  </m:sSup>
-                </m:e>
-              </m:d>
-              <m:r>
-                <m:t>​</m:t>
-              </m:r>
-              <m:r>
-                <m:rPr>
-                  <m:sty m:val="p"/>
-                </m:rPr>
-                <m:t>−</m:t>
-              </m:r>
-              <m:sSup>
-                <m:e>
-                  <m:r>
-                    <m:t>​</m:t>
-                  </m:r>
-                  <m:d>
-                    <m:dPr>
-                      <m:begChr m:val="("/>
-                      <m:sepChr m:val=""/>
-                      <m:endChr m:val=")"/>
-                      <m:grow/>
-                    </m:dPr>
-                    <m:e>
-                      <m:r>
-                        <m:rPr>
-                          <m:sty m:val="p"/>
-                        </m:rPr>
-                        <m:t>E</m:t>
-                      </m:r>
-                      <m:r>
-                        <m:t>​</m:t>
-                      </m:r>
-                      <m:d>
-                        <m:dPr>
-                          <m:begChr m:val="["/>
-                          <m:sepChr m:val=""/>
-                          <m:endChr m:val="]"/>
-                          <m:grow/>
-                        </m:dPr>
-                        <m:e>
-                          <m:r>
-                            <m:t>X</m:t>
-                          </m:r>
-                        </m:e>
-                      </m:d>
-                      <m:r>
-                        <m:t>​</m:t>
-                      </m:r>
-                    </m:e>
-                  </m:d>
-                  <m:r>
-                    <m:t>​</m:t>
-                  </m:r>
-                </m:e>
-                <m:sup>
-                  <m:r>
-                    <m:t>2</m:t>
-                  </m:r>
-                </m:sup>
-              </m:sSup>
-              <m:r>
-                <m:t>&amp;</m:t>
-              </m:r>
-              <m:r>
-                <m:t>&amp;</m:t>
-              </m:r>
-              <m:r>
-                <m:rPr>
-                  <m:nor/>
-                  <m:sty m:val="p"/>
-                </m:rPr>
-                <m:t>(combine like terms)</m:t>
+                <m:t>)</m:t>
               </m:r>
             </m:e>
           </m:eqArr>
@@ -19603,7 +19838,163 @@
         <w:t xml:space="preserve">. </w:t>
       </w:r>
       <w:r>
-        <w:t xml:space="preserve">By</w:t>
+        <w:t xml:space="preserve">Let</w:t>
+      </w:r>
+      <w:r>
+        <w:t xml:space="preserve"> </w:t>
+      </w:r>
+      <m:oMath>
+        <m:sSub>
+          <m:e>
+            <m:r>
+              <m:t>μ</m:t>
+            </m:r>
+          </m:e>
+          <m:sub>
+            <m:r>
+              <m:t>X</m:t>
+            </m:r>
+          </m:sub>
+        </m:sSub>
+        <m:r>
+          <m:rPr>
+            <m:sty m:val="p"/>
+          </m:rPr>
+          <m:t>=</m:t>
+        </m:r>
+        <m:r>
+          <m:rPr>
+            <m:sty m:val="p"/>
+          </m:rPr>
+          <m:t>E</m:t>
+        </m:r>
+        <m:r>
+          <m:t>​</m:t>
+        </m:r>
+        <m:d>
+          <m:dPr>
+            <m:begChr m:val="["/>
+            <m:sepChr m:val=""/>
+            <m:endChr m:val="]"/>
+            <m:grow/>
+          </m:dPr>
+          <m:e>
+            <m:r>
+              <m:t>X</m:t>
+            </m:r>
+          </m:e>
+        </m:d>
+        <m:r>
+          <m:t>​</m:t>
+        </m:r>
+      </m:oMath>
+      <w:r>
+        <w:t xml:space="preserve"> </w:t>
+      </w:r>
+      <w:r>
+        <w:t xml:space="preserve">and</w:t>
+      </w:r>
+      <w:r>
+        <w:t xml:space="preserve"> </w:t>
+      </w:r>
+      <m:oMath>
+        <m:sSub>
+          <m:e>
+            <m:r>
+              <m:t>μ</m:t>
+            </m:r>
+          </m:e>
+          <m:sub>
+            <m:r>
+              <m:t>Y</m:t>
+            </m:r>
+          </m:sub>
+        </m:sSub>
+        <m:r>
+          <m:rPr>
+            <m:sty m:val="p"/>
+          </m:rPr>
+          <m:t>=</m:t>
+        </m:r>
+        <m:r>
+          <m:rPr>
+            <m:sty m:val="p"/>
+          </m:rPr>
+          <m:t>E</m:t>
+        </m:r>
+        <m:r>
+          <m:t>​</m:t>
+        </m:r>
+        <m:d>
+          <m:dPr>
+            <m:begChr m:val="["/>
+            <m:sepChr m:val=""/>
+            <m:endChr m:val="]"/>
+            <m:grow/>
+          </m:dPr>
+          <m:e>
+            <m:r>
+              <m:t>Y</m:t>
+            </m:r>
+          </m:e>
+        </m:d>
+        <m:r>
+          <m:t>​</m:t>
+        </m:r>
+      </m:oMath>
+      <w:r>
+        <w:t xml:space="preserve"> </w:t>
+      </w:r>
+      <w:r>
+        <w:t xml:space="preserve">be the</w:t>
+      </w:r>
+      <w:r>
+        <w:t xml:space="preserve"> </w:t>
+      </w:r>
+      <w:hyperlink r:id="rId11">
+        <w:r>
+          <w:rPr>
+            <w:rStyle w:val="Hyperlink"/>
+          </w:rPr>
+          <w:t xml:space="preserve">population means</w:t>
+        </w:r>
+      </w:hyperlink>
+      <w:r>
+        <w:t xml:space="preserve"> </w:t>
+      </w:r>
+      <w:r>
+        <w:t xml:space="preserve">of</w:t>
+      </w:r>
+      <w:r>
+        <w:t xml:space="preserve"> </w:t>
+      </w:r>
+      <m:oMath>
+        <m:r>
+          <m:t>X</m:t>
+        </m:r>
+      </m:oMath>
+      <w:r>
+        <w:t xml:space="preserve"> </w:t>
+      </w:r>
+      <w:r>
+        <w:t xml:space="preserve">and</w:t>
+      </w:r>
+      <w:r>
+        <w:t xml:space="preserve"> </w:t>
+      </w:r>
+      <m:oMath>
+        <m:r>
+          <m:t>Y</m:t>
+        </m:r>
+      </m:oMath>
+      <w:r>
+        <w:t xml:space="preserve">.</w:t>
+      </w:r>
+      <w:r>
+        <w:t xml:space="preserve"> </w:t>
+      </w:r>
+      <w:r>
+        <w:t xml:space="preserve">They are constants, so</w:t>
       </w:r>
       <w:r>
         <w:t xml:space="preserve"> </w:t>
@@ -19617,7 +20008,10 @@
         </w:r>
       </w:hyperlink>
       <w:r>
-        <w:t xml:space="preserve">,</w:t>
+        <w:t xml:space="preserve"> </w:t>
+      </w:r>
+      <w:r>
+        <w:t xml:space="preserve">applies with them as coefficients,</w:t>
       </w:r>
       <w:r>
         <w:t xml:space="preserve"> </w:t>
@@ -19739,31 +20133,18 @@
                     </m:rPr>
                     <m:t>−</m:t>
                   </m:r>
-                  <m:r>
-                    <m:rPr>
-                      <m:sty m:val="p"/>
-                    </m:rPr>
-                    <m:t>E</m:t>
-                  </m:r>
-                  <m:r>
-                    <m:t>​</m:t>
-                  </m:r>
-                  <m:d>
-                    <m:dPr>
-                      <m:begChr m:val="["/>
-                      <m:sepChr m:val=""/>
-                      <m:endChr m:val="]"/>
-                      <m:grow/>
-                    </m:dPr>
+                  <m:sSub>
                     <m:e>
                       <m:r>
+                        <m:t>μ</m:t>
+                      </m:r>
+                    </m:e>
+                    <m:sub>
+                      <m:r>
                         <m:t>X</m:t>
                       </m:r>
-                    </m:e>
-                  </m:d>
-                  <m:r>
-                    <m:t>​</m:t>
-                  </m:r>
+                    </m:sub>
+                  </m:sSub>
                   <m:r>
                     <m:rPr>
                       <m:sty m:val="p"/>
@@ -19785,31 +20166,18 @@
                     </m:rPr>
                     <m:t>−</m:t>
                   </m:r>
-                  <m:r>
-                    <m:rPr>
-                      <m:sty m:val="p"/>
-                    </m:rPr>
-                    <m:t>E</m:t>
-                  </m:r>
-                  <m:r>
-                    <m:t>​</m:t>
-                  </m:r>
-                  <m:d>
-                    <m:dPr>
-                      <m:begChr m:val="["/>
-                      <m:sepChr m:val=""/>
-                      <m:endChr m:val="]"/>
-                      <m:grow/>
-                    </m:dPr>
+                  <m:sSub>
                     <m:e>
                       <m:r>
+                        <m:t>μ</m:t>
+                      </m:r>
+                    </m:e>
+                    <m:sub>
+                      <m:r>
                         <m:t>Y</m:t>
                       </m:r>
-                    </m:e>
-                  </m:d>
-                  <m:r>
-                    <m:t>​</m:t>
-                  </m:r>
+                    </m:sub>
+                  </m:sSub>
                   <m:r>
                     <m:rPr>
                       <m:sty m:val="p"/>
@@ -19832,7 +20200,44 @@
                   <m:nor/>
                   <m:sty m:val="p"/>
                 </m:rPr>
-                <m:t>(definition of covariance)</m:t>
+                <m:t>(definition of covariance, with population means </m:t>
+              </m:r>
+              <m:sSub>
+                <m:e>
+                  <m:r>
+                    <m:t>μ</m:t>
+                  </m:r>
+                </m:e>
+                <m:sub>
+                  <m:r>
+                    <m:t>X</m:t>
+                  </m:r>
+                </m:sub>
+              </m:sSub>
+              <m:r>
+                <m:rPr>
+                  <m:sty m:val="p"/>
+                </m:rPr>
+                <m:t>,</m:t>
+              </m:r>
+              <m:sSub>
+                <m:e>
+                  <m:r>
+                    <m:t>μ</m:t>
+                  </m:r>
+                </m:e>
+                <m:sub>
+                  <m:r>
+                    <m:t>Y</m:t>
+                  </m:r>
+                </m:sub>
+              </m:sSub>
+              <m:r>
+                <m:rPr>
+                  <m:nor/>
+                  <m:sty m:val="p"/>
+                </m:rPr>
+                <m:t>)</m:t>
               </m:r>
             </m:e>
             <m:e>
@@ -19877,31 +20282,18 @@
                   <m:r>
                     <m:t>X</m:t>
                   </m:r>
-                  <m:r>
-                    <m:rPr>
-                      <m:sty m:val="p"/>
-                    </m:rPr>
-                    <m:t>E</m:t>
-                  </m:r>
-                  <m:r>
-                    <m:t>​</m:t>
-                  </m:r>
-                  <m:d>
-                    <m:dPr>
-                      <m:begChr m:val="["/>
-                      <m:sepChr m:val=""/>
-                      <m:endChr m:val="]"/>
-                      <m:grow/>
-                    </m:dPr>
+                  <m:sSub>
                     <m:e>
                       <m:r>
+                        <m:t>μ</m:t>
+                      </m:r>
+                    </m:e>
+                    <m:sub>
+                      <m:r>
                         <m:t>Y</m:t>
                       </m:r>
-                    </m:e>
-                  </m:d>
-                  <m:r>
-                    <m:t>​</m:t>
-                  </m:r>
+                    </m:sub>
+                  </m:sSub>
                   <m:r>
                     <m:rPr>
                       <m:sty m:val="p"/>
@@ -19911,87 +20303,48 @@
                   <m:r>
                     <m:t>Y</m:t>
                   </m:r>
-                  <m:r>
-                    <m:rPr>
-                      <m:sty m:val="p"/>
-                    </m:rPr>
-                    <m:t>E</m:t>
-                  </m:r>
-                  <m:r>
-                    <m:t>​</m:t>
-                  </m:r>
-                  <m:d>
-                    <m:dPr>
-                      <m:begChr m:val="["/>
-                      <m:sepChr m:val=""/>
-                      <m:endChr m:val="]"/>
-                      <m:grow/>
-                    </m:dPr>
+                  <m:sSub>
                     <m:e>
                       <m:r>
+                        <m:t>μ</m:t>
+                      </m:r>
+                    </m:e>
+                    <m:sub>
+                      <m:r>
                         <m:t>X</m:t>
                       </m:r>
-                    </m:e>
-                  </m:d>
-                  <m:r>
-                    <m:t>​</m:t>
-                  </m:r>
+                    </m:sub>
+                  </m:sSub>
                   <m:r>
                     <m:rPr>
                       <m:sty m:val="p"/>
                     </m:rPr>
                     <m:t>+</m:t>
                   </m:r>
-                  <m:r>
-                    <m:rPr>
-                      <m:sty m:val="p"/>
-                    </m:rPr>
-                    <m:t>E</m:t>
-                  </m:r>
-                  <m:r>
-                    <m:t>​</m:t>
-                  </m:r>
-                  <m:d>
-                    <m:dPr>
-                      <m:begChr m:val="["/>
-                      <m:sepChr m:val=""/>
-                      <m:endChr m:val="]"/>
-                      <m:grow/>
-                    </m:dPr>
+                  <m:sSub>
                     <m:e>
                       <m:r>
+                        <m:t>μ</m:t>
+                      </m:r>
+                    </m:e>
+                    <m:sub>
+                      <m:r>
                         <m:t>X</m:t>
                       </m:r>
+                    </m:sub>
+                  </m:sSub>
+                  <m:sSub>
+                    <m:e>
+                      <m:r>
+                        <m:t>μ</m:t>
+                      </m:r>
                     </m:e>
-                  </m:d>
-                  <m:r>
-                    <m:t>​</m:t>
-                  </m:r>
-                  <m:r>
-                    <m:rPr>
-                      <m:sty m:val="p"/>
-                    </m:rPr>
-                    <m:t>E</m:t>
-                  </m:r>
-                  <m:r>
-                    <m:t>​</m:t>
-                  </m:r>
-                  <m:d>
-                    <m:dPr>
-                      <m:begChr m:val="["/>
-                      <m:sepChr m:val=""/>
-                      <m:endChr m:val="]"/>
-                      <m:grow/>
-                    </m:dPr>
-                    <m:e>
+                    <m:sub>
                       <m:r>
                         <m:t>Y</m:t>
                       </m:r>
-                    </m:e>
-                  </m:d>
-                  <m:r>
-                    <m:t>​</m:t>
-                  </m:r>
+                    </m:sub>
+                  </m:sSub>
                 </m:e>
               </m:d>
               <m:r>
@@ -20055,6 +20408,18 @@
                 </m:rPr>
                 <m:t>−</m:t>
               </m:r>
+              <m:sSub>
+                <m:e>
+                  <m:r>
+                    <m:t>μ</m:t>
+                  </m:r>
+                </m:e>
+                <m:sub>
+                  <m:r>
+                    <m:t>Y</m:t>
+                  </m:r>
+                </m:sub>
+              </m:sSub>
               <m:r>
                 <m:rPr>
                   <m:sty m:val="p"/>
@@ -20084,6 +20449,24 @@
                 <m:rPr>
                   <m:sty m:val="p"/>
                 </m:rPr>
+                <m:t>−</m:t>
+              </m:r>
+              <m:sSub>
+                <m:e>
+                  <m:r>
+                    <m:t>μ</m:t>
+                  </m:r>
+                </m:e>
+                <m:sub>
+                  <m:r>
+                    <m:t>X</m:t>
+                  </m:r>
+                </m:sub>
+              </m:sSub>
+              <m:r>
+                <m:rPr>
+                  <m:sty m:val="p"/>
+                </m:rPr>
                 <m:t>E</m:t>
               </m:r>
               <m:r>
@@ -20109,7 +20492,92 @@
                 <m:rPr>
                   <m:sty m:val="p"/>
                 </m:rPr>
-                <m:t>−</m:t>
+                <m:t>+</m:t>
+              </m:r>
+              <m:sSub>
+                <m:e>
+                  <m:r>
+                    <m:t>μ</m:t>
+                  </m:r>
+                </m:e>
+                <m:sub>
+                  <m:r>
+                    <m:t>X</m:t>
+                  </m:r>
+                </m:sub>
+              </m:sSub>
+              <m:sSub>
+                <m:e>
+                  <m:r>
+                    <m:t>μ</m:t>
+                  </m:r>
+                </m:e>
+                <m:sub>
+                  <m:r>
+                    <m:t>Y</m:t>
+                  </m:r>
+                </m:sub>
+              </m:sSub>
+              <m:r>
+                <m:t>&amp;</m:t>
+              </m:r>
+              <m:r>
+                <m:t>&amp;</m:t>
+              </m:r>
+              <m:r>
+                <m:rPr>
+                  <m:nor/>
+                  <m:sty m:val="p"/>
+                </m:rPr>
+                <m:t>(linearity of expectation; </m:t>
+              </m:r>
+              <m:sSub>
+                <m:e>
+                  <m:r>
+                    <m:t>μ</m:t>
+                  </m:r>
+                </m:e>
+                <m:sub>
+                  <m:r>
+                    <m:t>X</m:t>
+                  </m:r>
+                </m:sub>
+              </m:sSub>
+              <m:r>
+                <m:rPr>
+                  <m:sty m:val="p"/>
+                </m:rPr>
+                <m:t>,</m:t>
+              </m:r>
+              <m:sSub>
+                <m:e>
+                  <m:r>
+                    <m:t>μ</m:t>
+                  </m:r>
+                </m:e>
+                <m:sub>
+                  <m:r>
+                    <m:t>Y</m:t>
+                  </m:r>
+                </m:sub>
+              </m:sSub>
+              <m:r>
+                <m:rPr>
+                  <m:nor/>
+                  <m:sty m:val="p"/>
+                </m:rPr>
+                <m:t> are constants)</m:t>
+              </m:r>
+            </m:e>
+            <m:e>
+              <m:r>
+                <m:t>&amp;</m:t>
+              </m:r>
+              <m:r>
+                <m:rPr>
+                  <m:sty m:val="p"/>
+                </m:rPr>
+                <m:t>=</m:t>
               </m:r>
               <m:r>
                 <m:rPr>
@@ -20129,12 +20597,118 @@
                 </m:dPr>
                 <m:e>
                   <m:r>
+                    <m:t>X</m:t>
+                  </m:r>
+                  <m:r>
                     <m:t>Y</m:t>
                   </m:r>
                 </m:e>
               </m:d>
               <m:r>
                 <m:t>​</m:t>
+              </m:r>
+              <m:r>
+                <m:rPr>
+                  <m:sty m:val="p"/>
+                </m:rPr>
+                <m:t>−</m:t>
+              </m:r>
+              <m:sSub>
+                <m:e>
+                  <m:r>
+                    <m:t>μ</m:t>
+                  </m:r>
+                </m:e>
+                <m:sub>
+                  <m:r>
+                    <m:t>Y</m:t>
+                  </m:r>
+                </m:sub>
+              </m:sSub>
+              <m:sSub>
+                <m:e>
+                  <m:r>
+                    <m:t>μ</m:t>
+                  </m:r>
+                </m:e>
+                <m:sub>
+                  <m:r>
+                    <m:t>X</m:t>
+                  </m:r>
+                </m:sub>
+              </m:sSub>
+              <m:r>
+                <m:rPr>
+                  <m:sty m:val="p"/>
+                </m:rPr>
+                <m:t>−</m:t>
+              </m:r>
+              <m:sSub>
+                <m:e>
+                  <m:r>
+                    <m:t>μ</m:t>
+                  </m:r>
+                </m:e>
+                <m:sub>
+                  <m:r>
+                    <m:t>X</m:t>
+                  </m:r>
+                </m:sub>
+              </m:sSub>
+              <m:sSub>
+                <m:e>
+                  <m:r>
+                    <m:t>μ</m:t>
+                  </m:r>
+                </m:e>
+                <m:sub>
+                  <m:r>
+                    <m:t>Y</m:t>
+                  </m:r>
+                </m:sub>
+              </m:sSub>
+              <m:r>
+                <m:rPr>
+                  <m:sty m:val="p"/>
+                </m:rPr>
+                <m:t>+</m:t>
+              </m:r>
+              <m:sSub>
+                <m:e>
+                  <m:r>
+                    <m:t>μ</m:t>
+                  </m:r>
+                </m:e>
+                <m:sub>
+                  <m:r>
+                    <m:t>X</m:t>
+                  </m:r>
+                </m:sub>
+              </m:sSub>
+              <m:sSub>
+                <m:e>
+                  <m:r>
+                    <m:t>μ</m:t>
+                  </m:r>
+                </m:e>
+                <m:sub>
+                  <m:r>
+                    <m:t>Y</m:t>
+                  </m:r>
+                </m:sub>
+              </m:sSub>
+              <m:r>
+                <m:t>&amp;</m:t>
+              </m:r>
+              <m:r>
+                <m:t>&amp;</m:t>
+              </m:r>
+              <m:r>
+                <m:rPr>
+                  <m:nor/>
+                  <m:sty m:val="p"/>
+                </m:rPr>
+                <m:t>(</m:t>
               </m:r>
               <m:r>
                 <m:rPr>
@@ -20165,7 +20739,26 @@
                 <m:rPr>
                   <m:sty m:val="p"/>
                 </m:rPr>
-                <m:t>+</m:t>
+                <m:t>=</m:t>
+              </m:r>
+              <m:sSub>
+                <m:e>
+                  <m:r>
+                    <m:t>μ</m:t>
+                  </m:r>
+                </m:e>
+                <m:sub>
+                  <m:r>
+                    <m:t>X</m:t>
+                  </m:r>
+                </m:sub>
+              </m:sSub>
+              <m:r>
+                <m:rPr>
+                  <m:nor/>
+                  <m:sty m:val="p"/>
+                </m:rPr>
+                <m:t> and </m:t>
               </m:r>
               <m:r>
                 <m:rPr>
@@ -20185,12 +20778,48 @@
                 </m:dPr>
                 <m:e>
                   <m:r>
-                    <m:t>X</m:t>
+                    <m:t>Y</m:t>
                   </m:r>
                 </m:e>
               </m:d>
               <m:r>
                 <m:t>​</m:t>
+              </m:r>
+              <m:r>
+                <m:rPr>
+                  <m:sty m:val="p"/>
+                </m:rPr>
+                <m:t>=</m:t>
+              </m:r>
+              <m:sSub>
+                <m:e>
+                  <m:r>
+                    <m:t>μ</m:t>
+                  </m:r>
+                </m:e>
+                <m:sub>
+                  <m:r>
+                    <m:t>Y</m:t>
+                  </m:r>
+                </m:sub>
+              </m:sSub>
+              <m:r>
+                <m:rPr>
+                  <m:nor/>
+                  <m:sty m:val="p"/>
+                </m:rPr>
+                <m:t>)</m:t>
+              </m:r>
+            </m:e>
+            <m:e>
+              <m:r>
+                <m:t>&amp;</m:t>
+              </m:r>
+              <m:r>
+                <m:rPr>
+                  <m:sty m:val="p"/>
+                </m:rPr>
+                <m:t>=</m:t>
               </m:r>
               <m:r>
                 <m:rPr>
@@ -20210,6 +20839,9 @@
                 </m:dPr>
                 <m:e>
                   <m:r>
+                    <m:t>X</m:t>
+                  </m:r>
+                  <m:r>
                     <m:t>Y</m:t>
                   </m:r>
                 </m:e>
@@ -20218,6 +20850,36 @@
                 <m:t>​</m:t>
               </m:r>
               <m:r>
+                <m:rPr>
+                  <m:sty m:val="p"/>
+                </m:rPr>
+                <m:t>−</m:t>
+              </m:r>
+              <m:sSub>
+                <m:e>
+                  <m:r>
+                    <m:t>μ</m:t>
+                  </m:r>
+                </m:e>
+                <m:sub>
+                  <m:r>
+                    <m:t>X</m:t>
+                  </m:r>
+                </m:sub>
+              </m:sSub>
+              <m:sSub>
+                <m:e>
+                  <m:r>
+                    <m:t>μ</m:t>
+                  </m:r>
+                </m:e>
+                <m:sub>
+                  <m:r>
+                    <m:t>Y</m:t>
+                  </m:r>
+                </m:sub>
+              </m:sSub>
+              <m:r>
                 <m:t>&amp;</m:t>
               </m:r>
               <m:r>
@@ -20228,7 +20890,18 @@
                   <m:nor/>
                   <m:sty m:val="p"/>
                 </m:rPr>
-                <m:t>(linearity of expectation; </m:t>
+                <m:t>(combine like terms)</m:t>
+              </m:r>
+            </m:e>
+            <m:e>
+              <m:r>
+                <m:t>&amp;</m:t>
+              </m:r>
+              <m:r>
+                <m:rPr>
+                  <m:sty m:val="p"/>
+                </m:rPr>
+                <m:t>=</m:t>
               </m:r>
               <m:r>
                 <m:rPr>
@@ -20250,6 +20923,9 @@
                   <m:r>
                     <m:t>X</m:t>
                   </m:r>
+                  <m:r>
+                    <m:t>Y</m:t>
+                  </m:r>
                 </m:e>
               </m:d>
               <m:r>
@@ -20259,7 +20935,7 @@
                 <m:rPr>
                   <m:sty m:val="p"/>
                 </m:rPr>
-                <m:t>,</m:t>
+                <m:t>−</m:t>
               </m:r>
               <m:r>
                 <m:rPr>
@@ -20279,30 +20955,12 @@
                 </m:dPr>
                 <m:e>
                   <m:r>
-                    <m:t>Y</m:t>
+                    <m:t>X</m:t>
                   </m:r>
                 </m:e>
               </m:d>
               <m:r>
                 <m:t>​</m:t>
-              </m:r>
-              <m:r>
-                <m:rPr>
-                  <m:nor/>
-                  <m:sty m:val="p"/>
-                </m:rPr>
-                <m:t> are constants)</m:t>
-              </m:r>
-            </m:e>
-            <m:e>
-              <m:r>
-                <m:t>&amp;</m:t>
-              </m:r>
-              <m:r>
-                <m:rPr>
-                  <m:sty m:val="p"/>
-                </m:rPr>
-                <m:t>=</m:t>
               </m:r>
               <m:r>
                 <m:rPr>
@@ -20322,9 +20980,6 @@
                 </m:dPr>
                 <m:e>
                   <m:r>
-                    <m:t>X</m:t>
-                  </m:r>
-                  <m:r>
                     <m:t>Y</m:t>
                   </m:r>
                 </m:e>
@@ -20333,10 +20988,35 @@
                 <m:t>​</m:t>
               </m:r>
               <m:r>
-                <m:rPr>
-                  <m:sty m:val="p"/>
-                </m:rPr>
-                <m:t>−</m:t>
+                <m:t>&amp;</m:t>
+              </m:r>
+              <m:r>
+                <m:t>&amp;</m:t>
+              </m:r>
+              <m:r>
+                <m:rPr>
+                  <m:nor/>
+                  <m:sty m:val="p"/>
+                </m:rPr>
+                <m:t>(</m:t>
+              </m:r>
+              <m:sSub>
+                <m:e>
+                  <m:r>
+                    <m:t>μ</m:t>
+                  </m:r>
+                </m:e>
+                <m:sub>
+                  <m:r>
+                    <m:t>X</m:t>
+                  </m:r>
+                </m:sub>
+              </m:sSub>
+              <m:r>
+                <m:rPr>
+                  <m:sty m:val="p"/>
+                </m:rPr>
+                <m:t>=</m:t>
               </m:r>
               <m:r>
                 <m:rPr>
@@ -20365,6 +21045,31 @@
               </m:r>
               <m:r>
                 <m:rPr>
+                  <m:nor/>
+                  <m:sty m:val="p"/>
+                </m:rPr>
+                <m:t> and </m:t>
+              </m:r>
+              <m:sSub>
+                <m:e>
+                  <m:r>
+                    <m:t>μ</m:t>
+                  </m:r>
+                </m:e>
+                <m:sub>
+                  <m:r>
+                    <m:t>Y</m:t>
+                  </m:r>
+                </m:sub>
+              </m:sSub>
+              <m:r>
+                <m:rPr>
+                  <m:sty m:val="p"/>
+                </m:rPr>
+                <m:t>=</m:t>
+              </m:r>
+              <m:r>
+                <m:rPr>
                   <m:sty m:val="p"/>
                 </m:rPr>
                 <m:t>E</m:t>
@@ -20389,17 +21094,11 @@
                 <m:t>​</m:t>
               </m:r>
               <m:r>
-                <m:t>&amp;</m:t>
-              </m:r>
-              <m:r>
-                <m:t>&amp;</m:t>
-              </m:r>
-              <m:r>
                 <m:rPr>
                   <m:nor/>
                   <m:sty m:val="p"/>
                 </m:rPr>
-                <m:t>(combine like terms)</m:t>
+                <m:t>)</m:t>
               </m:r>
             </m:e>
           </m:eqArr>
@@ -34492,31 +35191,18 @@
                         </m:rPr>
                         <m:t>−</m:t>
                       </m:r>
-                      <m:r>
-                        <m:rPr>
-                          <m:sty m:val="p"/>
-                        </m:rPr>
-                        <m:t>E</m:t>
-                      </m:r>
-                      <m:r>
-                        <m:t>​</m:t>
-                      </m:r>
-                      <m:d>
-                        <m:dPr>
-                          <m:begChr m:val="["/>
-                          <m:sepChr m:val=""/>
-                          <m:endChr m:val="]"/>
-                          <m:grow/>
-                        </m:dPr>
+                      <m:sSub>
                         <m:e>
+                          <m:r>
+                            <m:t>μ</m:t>
+                          </m:r>
+                        </m:e>
+                        <m:sub>
                           <m:r>
                             <m:t>X</m:t>
                           </m:r>
-                        </m:e>
-                      </m:d>
-                      <m:r>
-                        <m:t>​</m:t>
-                      </m:r>
+                        </m:sub>
+                      </m:sSub>
                       <m:r>
                         <m:rPr>
                           <m:sty m:val="p"/>
@@ -34547,31 +35233,18 @@
                         </m:rPr>
                         <m:t>−</m:t>
                       </m:r>
-                      <m:r>
-                        <m:rPr>
-                          <m:sty m:val="p"/>
-                        </m:rPr>
-                        <m:t>E</m:t>
-                      </m:r>
-                      <m:r>
-                        <m:t>​</m:t>
-                      </m:r>
-                      <m:d>
-                        <m:dPr>
-                          <m:begChr m:val="["/>
-                          <m:sepChr m:val=""/>
-                          <m:endChr m:val="]"/>
-                          <m:grow/>
-                        </m:dPr>
+                      <m:sSub>
                         <m:e>
+                          <m:r>
+                            <m:t>μ</m:t>
+                          </m:r>
+                        </m:e>
+                        <m:sub>
                           <m:r>
                             <m:t>Y</m:t>
                           </m:r>
-                        </m:e>
-                      </m:d>
-                      <m:r>
-                        <m:t>​</m:t>
-                      </m:r>
+                        </m:sub>
+                      </m:sSub>
                       <m:r>
                         <m:rPr>
                           <m:sty m:val="p"/>
@@ -34608,7 +35281,106 @@
                   <m:nor/>
                   <m:sty m:val="p"/>
                 </m:rPr>
-                <m:t>(linearity of expectation)</m:t>
+                <m:t>(linearity of expectation, with population means </m:t>
+              </m:r>
+              <m:sSub>
+                <m:e>
+                  <m:r>
+                    <m:t>μ</m:t>
+                  </m:r>
+                </m:e>
+                <m:sub>
+                  <m:r>
+                    <m:t>X</m:t>
+                  </m:r>
+                </m:sub>
+              </m:sSub>
+              <m:r>
+                <m:rPr>
+                  <m:sty m:val="p"/>
+                </m:rPr>
+                <m:t>=</m:t>
+              </m:r>
+              <m:r>
+                <m:rPr>
+                  <m:sty m:val="p"/>
+                </m:rPr>
+                <m:t>E</m:t>
+              </m:r>
+              <m:r>
+                <m:t>​</m:t>
+              </m:r>
+              <m:d>
+                <m:dPr>
+                  <m:begChr m:val="["/>
+                  <m:sepChr m:val=""/>
+                  <m:endChr m:val="]"/>
+                  <m:grow/>
+                </m:dPr>
+                <m:e>
+                  <m:r>
+                    <m:t>X</m:t>
+                  </m:r>
+                </m:e>
+              </m:d>
+              <m:r>
+                <m:t>​</m:t>
+              </m:r>
+              <m:r>
+                <m:rPr>
+                  <m:sty m:val="p"/>
+                </m:rPr>
+                <m:t>,</m:t>
+              </m:r>
+              <m:sSub>
+                <m:e>
+                  <m:r>
+                    <m:t>μ</m:t>
+                  </m:r>
+                </m:e>
+                <m:sub>
+                  <m:r>
+                    <m:t>Y</m:t>
+                  </m:r>
+                </m:sub>
+              </m:sSub>
+              <m:r>
+                <m:rPr>
+                  <m:sty m:val="p"/>
+                </m:rPr>
+                <m:t>=</m:t>
+              </m:r>
+              <m:r>
+                <m:rPr>
+                  <m:sty m:val="p"/>
+                </m:rPr>
+                <m:t>E</m:t>
+              </m:r>
+              <m:r>
+                <m:t>​</m:t>
+              </m:r>
+              <m:d>
+                <m:dPr>
+                  <m:begChr m:val="["/>
+                  <m:sepChr m:val=""/>
+                  <m:endChr m:val="]"/>
+                  <m:grow/>
+                </m:dPr>
+                <m:e>
+                  <m:r>
+                    <m:t>Y</m:t>
+                  </m:r>
+                </m:e>
+              </m:d>
+              <m:r>
+                <m:t>​</m:t>
+              </m:r>
+              <m:r>
+                <m:rPr>
+                  <m:nor/>
+                  <m:sty m:val="p"/>
+                </m:rPr>
+                <m:t>)</m:t>
               </m:r>
             </m:e>
             <m:e>
@@ -34665,31 +35437,18 @@
                     </m:rPr>
                     <m:t>−</m:t>
                   </m:r>
-                  <m:r>
-                    <m:rPr>
-                      <m:sty m:val="p"/>
-                    </m:rPr>
-                    <m:t>E</m:t>
-                  </m:r>
-                  <m:r>
-                    <m:t>​</m:t>
-                  </m:r>
-                  <m:d>
-                    <m:dPr>
-                      <m:begChr m:val="["/>
-                      <m:sepChr m:val=""/>
-                      <m:endChr m:val="]"/>
-                      <m:grow/>
-                    </m:dPr>
+                  <m:sSub>
                     <m:e>
                       <m:r>
+                        <m:t>μ</m:t>
+                      </m:r>
+                    </m:e>
+                    <m:sub>
+                      <m:r>
                         <m:t>X</m:t>
                       </m:r>
-                    </m:e>
-                  </m:d>
-                  <m:r>
-                    <m:t>​</m:t>
-                  </m:r>
+                    </m:sub>
+                  </m:sSub>
                   <m:sSup>
                     <m:e>
                       <m:r>
@@ -34753,31 +35512,18 @@
                     </m:rPr>
                     <m:t>−</m:t>
                   </m:r>
-                  <m:r>
-                    <m:rPr>
-                      <m:sty m:val="p"/>
-                    </m:rPr>
-                    <m:t>E</m:t>
-                  </m:r>
-                  <m:r>
-                    <m:t>​</m:t>
-                  </m:r>
-                  <m:d>
-                    <m:dPr>
-                      <m:begChr m:val="["/>
-                      <m:sepChr m:val=""/>
-                      <m:endChr m:val="]"/>
-                      <m:grow/>
-                    </m:dPr>
+                  <m:sSub>
                     <m:e>
                       <m:r>
+                        <m:t>μ</m:t>
+                      </m:r>
+                    </m:e>
+                    <m:sub>
+                      <m:r>
                         <m:t>X</m:t>
                       </m:r>
-                    </m:e>
-                  </m:d>
-                  <m:r>
-                    <m:t>​</m:t>
-                  </m:r>
+                    </m:sub>
+                  </m:sSub>
                   <m:r>
                     <m:rPr>
                       <m:sty m:val="p"/>
@@ -34799,31 +35545,18 @@
                     </m:rPr>
                     <m:t>−</m:t>
                   </m:r>
-                  <m:r>
-                    <m:rPr>
-                      <m:sty m:val="p"/>
-                    </m:rPr>
-                    <m:t>E</m:t>
-                  </m:r>
-                  <m:r>
-                    <m:t>​</m:t>
-                  </m:r>
-                  <m:d>
-                    <m:dPr>
-                      <m:begChr m:val="["/>
-                      <m:sepChr m:val=""/>
-                      <m:endChr m:val="]"/>
-                      <m:grow/>
-                    </m:dPr>
+                  <m:sSub>
                     <m:e>
                       <m:r>
+                        <m:t>μ</m:t>
+                      </m:r>
+                    </m:e>
+                    <m:sub>
+                      <m:r>
                         <m:t>Y</m:t>
                       </m:r>
-                    </m:e>
-                  </m:d>
-                  <m:r>
-                    <m:t>​</m:t>
-                  </m:r>
+                    </m:sub>
+                  </m:sSub>
                   <m:r>
                     <m:rPr>
                       <m:sty m:val="p"/>
@@ -34863,31 +35596,18 @@
                     </m:rPr>
                     <m:t>−</m:t>
                   </m:r>
-                  <m:r>
-                    <m:rPr>
-                      <m:sty m:val="p"/>
-                    </m:rPr>
-                    <m:t>E</m:t>
-                  </m:r>
-                  <m:r>
-                    <m:t>​</m:t>
-                  </m:r>
-                  <m:d>
-                    <m:dPr>
-                      <m:begChr m:val="["/>
-                      <m:sepChr m:val=""/>
-                      <m:endChr m:val="]"/>
-                      <m:grow/>
-                    </m:dPr>
+                  <m:sSub>
                     <m:e>
                       <m:r>
+                        <m:t>μ</m:t>
+                      </m:r>
+                    </m:e>
+                    <m:sub>
+                      <m:r>
                         <m:t>Y</m:t>
                       </m:r>
-                    </m:e>
-                  </m:d>
-                  <m:r>
-                    <m:t>​</m:t>
-                  </m:r>
+                    </m:sub>
+                  </m:sSub>
                   <m:sSup>
                     <m:e>
                       <m:r>
@@ -34976,31 +35696,18 @@
                     </m:rPr>
                     <m:t>−</m:t>
                   </m:r>
-                  <m:r>
-                    <m:rPr>
-                      <m:sty m:val="p"/>
-                    </m:rPr>
-                    <m:t>E</m:t>
-                  </m:r>
-                  <m:r>
-                    <m:t>​</m:t>
-                  </m:r>
-                  <m:d>
-                    <m:dPr>
-                      <m:begChr m:val="["/>
-                      <m:sepChr m:val=""/>
-                      <m:endChr m:val="]"/>
-                      <m:grow/>
-                    </m:dPr>
+                  <m:sSub>
                     <m:e>
                       <m:r>
+                        <m:t>μ</m:t>
+                      </m:r>
+                    </m:e>
+                    <m:sub>
+                      <m:r>
                         <m:t>X</m:t>
                       </m:r>
-                    </m:e>
-                  </m:d>
-                  <m:r>
-                    <m:t>​</m:t>
-                  </m:r>
+                    </m:sub>
+                  </m:sSub>
                   <m:sSup>
                     <m:e>
                       <m:r>
@@ -35086,31 +35793,18 @@
                     </m:rPr>
                     <m:t>−</m:t>
                   </m:r>
-                  <m:r>
-                    <m:rPr>
-                      <m:sty m:val="p"/>
-                    </m:rPr>
-                    <m:t>E</m:t>
-                  </m:r>
-                  <m:r>
-                    <m:t>​</m:t>
-                  </m:r>
-                  <m:d>
-                    <m:dPr>
-                      <m:begChr m:val="["/>
-                      <m:sepChr m:val=""/>
-                      <m:endChr m:val="]"/>
-                      <m:grow/>
-                    </m:dPr>
+                  <m:sSub>
                     <m:e>
                       <m:r>
+                        <m:t>μ</m:t>
+                      </m:r>
+                    </m:e>
+                    <m:sub>
+                      <m:r>
                         <m:t>X</m:t>
                       </m:r>
-                    </m:e>
-                  </m:d>
-                  <m:r>
-                    <m:t>​</m:t>
-                  </m:r>
+                    </m:sub>
+                  </m:sSub>
                   <m:r>
                     <m:rPr>
                       <m:sty m:val="p"/>
@@ -35132,31 +35826,18 @@
                     </m:rPr>
                     <m:t>−</m:t>
                   </m:r>
-                  <m:r>
-                    <m:rPr>
-                      <m:sty m:val="p"/>
-                    </m:rPr>
-                    <m:t>E</m:t>
-                  </m:r>
-                  <m:r>
-                    <m:t>​</m:t>
-                  </m:r>
-                  <m:d>
-                    <m:dPr>
-                      <m:begChr m:val="["/>
-                      <m:sepChr m:val=""/>
-                      <m:endChr m:val="]"/>
-                      <m:grow/>
-                    </m:dPr>
+                  <m:sSub>
                     <m:e>
                       <m:r>
+                        <m:t>μ</m:t>
+                      </m:r>
+                    </m:e>
+                    <m:sub>
+                      <m:r>
                         <m:t>Y</m:t>
                       </m:r>
-                    </m:e>
-                  </m:d>
-                  <m:r>
-                    <m:t>​</m:t>
-                  </m:r>
+                    </m:sub>
+                  </m:sSub>
                   <m:r>
                     <m:rPr>
                       <m:sty m:val="p"/>
@@ -35218,31 +35899,18 @@
                     </m:rPr>
                     <m:t>−</m:t>
                   </m:r>
-                  <m:r>
-                    <m:rPr>
-                      <m:sty m:val="p"/>
-                    </m:rPr>
-                    <m:t>E</m:t>
-                  </m:r>
-                  <m:r>
-                    <m:t>​</m:t>
-                  </m:r>
-                  <m:d>
-                    <m:dPr>
-                      <m:begChr m:val="["/>
-                      <m:sepChr m:val=""/>
-                      <m:endChr m:val="]"/>
-                      <m:grow/>
-                    </m:dPr>
+                  <m:sSub>
                     <m:e>
                       <m:r>
+                        <m:t>μ</m:t>
+                      </m:r>
+                    </m:e>
+                    <m:sub>
+                      <m:r>
                         <m:t>Y</m:t>
                       </m:r>
-                    </m:e>
-                  </m:d>
-                  <m:r>
-                    <m:t>​</m:t>
-                  </m:r>
+                    </m:sub>
+                  </m:sSub>
                   <m:sSup>
                     <m:e>
                       <m:r>
